--- a/docs/word/on_premise_deployment.docx
+++ b/docs/word/on_premise_deployment.docx
@@ -4768,7 +4768,18 @@
         <w:rPr>
           <w:b w:val="0"/>
         </w:rPr>
-        <w:t>Master data remains cloud-owned and pulls down to the local server.</w:t>
+        <w:t>Master data, including menu, inventory setup, staff, roles, recipes, tables, discounts, and restaurant setup, is maintained on the local server and pushed to cloud.</w:t>
+      </w:r>
+    </w:p>
+    <w:p>
+      <w:pPr>
+        <w:pStyle w:val="ListBullet"/>
+      </w:pPr>
+      <w:r>
+        <w:rPr>
+          <w:b w:val="0"/>
+        </w:rPr>
+        <w:t>The cloud deployment returns subscription approvals to the local server, because those approvals are super-admin decisions.</w:t>
       </w:r>
     </w:p>
     <w:p>
